--- a/public/templates/command-center/Aurixa_Market_Area_Research_Report.docx
+++ b/public/templates/command-center/Aurixa_Market_Area_Research_Report.docx
@@ -383,7 +383,7 @@
         <w:keepLines/>
         <w:pageBreakBefore w:val="0"/>
         <w:widowControl w:val="1"/>
-        <w:spacing w:before="0" w:after="0" w:line="160" w:lineRule="exact"/>
+        <w:spacing w:before="0" w:after="0" w:line="3912" w:lineRule="exact"/>
       </w:pPr>
       <w:r>
         <w:rPr>
@@ -438,7 +438,7 @@
           </w:tcPr>
           <w:p>
             <w:pPr>
-              <w:keepNext w:val="0"/>
+              <w:keepNext/>
               <w:keepLines/>
               <w:pageBreakBefore w:val="0"/>
               <w:widowControl w:val="1"/>
@@ -479,7 +479,7 @@
           </w:tcPr>
           <w:p>
             <w:pPr>
-              <w:keepNext w:val="0"/>
+              <w:keepNext/>
               <w:keepLines/>
               <w:pageBreakBefore w:val="0"/>
               <w:widowControl w:val="1"/>
@@ -518,7 +518,7 @@
           </w:tcPr>
           <w:p>
             <w:pPr>
-              <w:keepNext w:val="0"/>
+              <w:keepNext/>
               <w:keepLines/>
               <w:pageBreakBefore w:val="0"/>
               <w:widowControl w:val="1"/>
@@ -559,7 +559,7 @@
           </w:tcPr>
           <w:p>
             <w:pPr>
-              <w:keepNext w:val="0"/>
+              <w:keepNext/>
               <w:keepLines/>
               <w:pageBreakBefore w:val="0"/>
               <w:widowControl w:val="1"/>
@@ -604,7 +604,7 @@
           </w:tcPr>
           <w:p>
             <w:pPr>
-              <w:keepNext w:val="0"/>
+              <w:keepNext/>
               <w:keepLines/>
               <w:pageBreakBefore w:val="0"/>
               <w:widowControl w:val="1"/>
@@ -645,7 +645,7 @@
           </w:tcPr>
           <w:p>
             <w:pPr>
-              <w:keepNext w:val="0"/>
+              <w:keepNext/>
               <w:keepLines/>
               <w:pageBreakBefore w:val="0"/>
               <w:widowControl w:val="1"/>
@@ -684,7 +684,7 @@
           </w:tcPr>
           <w:p>
             <w:pPr>
-              <w:keepNext w:val="0"/>
+              <w:keepNext/>
               <w:keepLines/>
               <w:pageBreakBefore w:val="0"/>
               <w:widowControl w:val="1"/>
@@ -725,7 +725,7 @@
           </w:tcPr>
           <w:p>
             <w:pPr>
-              <w:keepNext w:val="0"/>
+              <w:keepNext/>
               <w:keepLines/>
               <w:pageBreakBefore w:val="0"/>
               <w:widowControl w:val="1"/>
@@ -916,13 +916,13 @@
       <w:pPr>
         <w:keepNext w:val="0"/>
         <w:keepLines/>
-        <w:pageBreakBefore w:val="0"/>
+        <w:pageBreakBefore w:val="1"/>
         <w:widowControl w:val="1"/>
-        <w:spacing w:before="0" w:after="0"/>
+        <w:spacing w:before="0" w:after="0" w:line="20" w:lineRule="exact"/>
+        <w:rPr>
+          <w:sz w:val="2"/>
+        </w:rPr>
       </w:pPr>
-      <w:r>
-        <w:br w:type="page"/>
-      </w:r>
     </w:p>
     <w:tbl>
       <w:tblPr>
@@ -1028,7 +1028,7 @@
     </w:tbl>
     <w:p>
       <w:pPr>
-        <w:keepNext w:val="0"/>
+        <w:keepNext w:val="1"/>
         <w:keepLines/>
         <w:pageBreakBefore w:val="0"/>
         <w:widowControl w:val="1"/>
@@ -1282,13 +1282,13 @@
       <w:pPr>
         <w:keepNext w:val="0"/>
         <w:keepLines/>
-        <w:pageBreakBefore w:val="0"/>
+        <w:pageBreakBefore w:val="1"/>
         <w:widowControl w:val="1"/>
-        <w:spacing w:before="0" w:after="0"/>
+        <w:spacing w:before="0" w:after="0" w:line="20" w:lineRule="exact"/>
+        <w:rPr>
+          <w:sz w:val="2"/>
+        </w:rPr>
       </w:pPr>
-      <w:r>
-        <w:br w:type="page"/>
-      </w:r>
     </w:p>
     <w:tbl>
       <w:tblPr>
@@ -1394,7 +1394,7 @@
     </w:tbl>
     <w:p>
       <w:pPr>
-        <w:keepNext w:val="0"/>
+        <w:keepNext w:val="1"/>
         <w:keepLines/>
         <w:pageBreakBefore w:val="0"/>
         <w:widowControl w:val="1"/>
@@ -1749,7 +1749,7 @@
     </w:tbl>
     <w:p>
       <w:pPr>
-        <w:keepNext w:val="0"/>
+        <w:keepNext w:val="1"/>
         <w:keepLines/>
         <w:pageBreakBefore w:val="0"/>
         <w:widowControl w:val="1"/>
@@ -1984,7 +1984,7 @@
     </w:tbl>
     <w:p>
       <w:pPr>
-        <w:keepNext w:val="0"/>
+        <w:keepNext w:val="1"/>
         <w:keepLines/>
         <w:pageBreakBefore w:val="0"/>
         <w:widowControl w:val="1"/>
@@ -2401,18 +2401,6 @@
         </w:tc>
       </w:tr>
     </w:tbl>
-    <w:p>
-      <w:pPr>
-        <w:keepNext w:val="0"/>
-        <w:keepLines/>
-        <w:pageBreakBefore w:val="0"/>
-        <w:widowControl w:val="1"/>
-        <w:spacing w:before="0" w:after="0"/>
-      </w:pPr>
-      <w:r>
-        <w:br w:type="page"/>
-      </w:r>
-    </w:p>
     <w:tbl>
       <w:tblPr>
         <w:tblW w:type="auto" w:w="0"/>
@@ -2517,7 +2505,7 @@
     </w:tbl>
     <w:p>
       <w:pPr>
-        <w:keepNext w:val="0"/>
+        <w:keepNext w:val="1"/>
         <w:keepLines/>
         <w:pageBreakBefore w:val="0"/>
         <w:widowControl w:val="1"/>
@@ -3161,18 +3149,6 @@
     </w:p>
     <w:p>
       <w:pPr>
-        <w:keepNext w:val="0"/>
-        <w:keepLines/>
-        <w:pageBreakBefore w:val="0"/>
-        <w:widowControl w:val="1"/>
-        <w:spacing w:before="0" w:after="0"/>
-      </w:pPr>
-      <w:r>
-        <w:br w:type="page"/>
-      </w:r>
-    </w:p>
-    <w:p>
-      <w:pPr>
         <w:keepNext/>
         <w:keepLines/>
         <w:pageBreakBefore w:val="0"/>
@@ -3801,18 +3777,6 @@
         <w:t>{{region.commentary}}</w:t>
       </w:r>
     </w:p>
-    <w:p>
-      <w:pPr>
-        <w:keepNext w:val="0"/>
-        <w:keepLines/>
-        <w:pageBreakBefore w:val="0"/>
-        <w:widowControl w:val="1"/>
-        <w:spacing w:before="0" w:after="0"/>
-      </w:pPr>
-      <w:r>
-        <w:br w:type="page"/>
-      </w:r>
-    </w:p>
     <w:tbl>
       <w:tblPr>
         <w:tblW w:type="auto" w:w="0"/>
@@ -3917,7 +3881,7 @@
     </w:tbl>
     <w:p>
       <w:pPr>
-        <w:keepNext w:val="0"/>
+        <w:keepNext w:val="1"/>
         <w:keepLines/>
         <w:pageBreakBefore w:val="0"/>
         <w:widowControl w:val="1"/>
@@ -5321,7 +5285,7 @@
           </w:tcPr>
           <w:p>
             <w:pPr>
-              <w:keepNext w:val="0"/>
+              <w:keepNext/>
               <w:keepLines/>
               <w:pageBreakBefore w:val="0"/>
               <w:widowControl w:val="1"/>
@@ -5360,7 +5324,7 @@
           </w:tcPr>
           <w:p>
             <w:pPr>
-              <w:keepNext w:val="0"/>
+              <w:keepNext/>
               <w:keepLines/>
               <w:pageBreakBefore w:val="0"/>
               <w:widowControl w:val="1"/>
@@ -5400,7 +5364,7 @@
           </w:tcPr>
           <w:p>
             <w:pPr>
-              <w:keepNext w:val="0"/>
+              <w:keepNext/>
               <w:keepLines/>
               <w:pageBreakBefore w:val="0"/>
               <w:widowControl w:val="1"/>
@@ -5440,7 +5404,7 @@
           </w:tcPr>
           <w:p>
             <w:pPr>
-              <w:keepNext w:val="0"/>
+              <w:keepNext/>
               <w:keepLines/>
               <w:pageBreakBefore w:val="0"/>
               <w:widowControl w:val="1"/>
@@ -5480,7 +5444,7 @@
           </w:tcPr>
           <w:p>
             <w:pPr>
-              <w:keepNext w:val="0"/>
+              <w:keepNext/>
               <w:keepLines/>
               <w:pageBreakBefore w:val="0"/>
               <w:widowControl w:val="1"/>
@@ -5520,7 +5484,7 @@
           </w:tcPr>
           <w:p>
             <w:pPr>
-              <w:keepNext w:val="0"/>
+              <w:keepNext/>
               <w:keepLines/>
               <w:pageBreakBefore w:val="0"/>
               <w:widowControl w:val="1"/>
@@ -5560,7 +5524,7 @@
           </w:tcPr>
           <w:p>
             <w:pPr>
-              <w:keepNext w:val="0"/>
+              <w:keepNext/>
               <w:keepLines/>
               <w:pageBreakBefore w:val="0"/>
               <w:widowControl w:val="1"/>
@@ -5600,7 +5564,7 @@
           </w:tcPr>
           <w:p>
             <w:pPr>
-              <w:keepNext w:val="0"/>
+              <w:keepNext/>
               <w:keepLines/>
               <w:pageBreakBefore w:val="0"/>
               <w:widowControl w:val="1"/>
@@ -5760,7 +5724,7 @@
     </w:tbl>
     <w:p>
       <w:pPr>
-        <w:keepNext w:val="0"/>
+        <w:keepNext w:val="1"/>
         <w:keepLines/>
         <w:pageBreakBefore w:val="0"/>
         <w:widowControl w:val="1"/>
@@ -5893,21 +5857,9 @@
     </w:tbl>
     <w:p>
       <w:pPr>
-        <w:keepNext w:val="0"/>
-        <w:keepLines/>
-        <w:pageBreakBefore w:val="0"/>
-        <w:widowControl w:val="1"/>
-        <w:spacing w:before="0" w:after="0"/>
-      </w:pPr>
-      <w:r>
-        <w:br w:type="page"/>
-      </w:r>
-    </w:p>
-    <w:p>
-      <w:pPr>
         <w:keepNext/>
         <w:keepLines/>
-        <w:pageBreakBefore w:val="0"/>
+        <w:pageBreakBefore w:val="1"/>
         <w:widowControl w:val="1"/>
         <w:spacing w:before="0" w:after="80"/>
       </w:pPr>
@@ -7006,13 +6958,13 @@
       <w:pPr>
         <w:keepNext w:val="0"/>
         <w:keepLines/>
-        <w:pageBreakBefore w:val="0"/>
+        <w:pageBreakBefore w:val="1"/>
         <w:widowControl w:val="1"/>
-        <w:spacing w:before="0" w:after="0"/>
+        <w:spacing w:before="0" w:after="0" w:line="20" w:lineRule="exact"/>
+        <w:rPr>
+          <w:sz w:val="2"/>
+        </w:rPr>
       </w:pPr>
-      <w:r>
-        <w:br w:type="page"/>
-      </w:r>
     </w:p>
     <w:tbl>
       <w:tblPr>
@@ -7118,7 +7070,7 @@
     </w:tbl>
     <w:p>
       <w:pPr>
-        <w:keepNext w:val="0"/>
+        <w:keepNext w:val="1"/>
         <w:keepLines/>
         <w:pageBreakBefore w:val="0"/>
         <w:widowControl w:val="1"/>
@@ -7296,19 +7248,7 @@
       <w:pPr>
         <w:keepNext w:val="0"/>
         <w:keepLines/>
-        <w:pageBreakBefore w:val="0"/>
-        <w:widowControl w:val="1"/>
-        <w:spacing w:before="0" w:after="0"/>
-      </w:pPr>
-      <w:r>
-        <w:br w:type="page"/>
-      </w:r>
-    </w:p>
-    <w:p>
-      <w:pPr>
-        <w:keepNext w:val="0"/>
-        <w:keepLines/>
-        <w:pageBreakBefore w:val="0"/>
+        <w:pageBreakBefore w:val="1"/>
         <w:widowControl w:val="1"/>
         <w:spacing w:before="0" w:after="0" w:line="180" w:lineRule="exact"/>
       </w:pPr>
